--- a/Knowledge/3-Work knowledge/1-Software Engineering/1-Software Engineering Fundamentals/5-My Source/4-Networks Devices/7-Types of Gateways/2-Default Gateway.docx
+++ b/Knowledge/3-Work knowledge/1-Software Engineering/1-Software Engineering Fundamentals/5-My Source/4-Networks Devices/7-Types of Gateways/2-Default Gateway.docx
@@ -4,72 +4,39 @@
   <w:body>
     <w:p>
       <w:pPr>
-        <w:keepNext/>
-        <w:keepLines/>
-        <w:spacing w:before="360" w:after="80" w:line="276" w:lineRule="auto"/>
-        <w:outlineLvl w:val="0"/>
-        <w:rPr>
-          <w:rFonts w:asciiTheme="majorHAnsi" w:eastAsiaTheme="majorEastAsia" w:hAnsiTheme="majorHAnsi" w:cstheme="majorBidi"/>
-          <w:color w:val="2F5496" w:themeColor="accent1" w:themeShade="BF"/>
-          <w:kern w:val="0"/>
-          <w:sz w:val="40"/>
-          <w:szCs w:val="40"/>
-          <w:lang w:val="en"/>
-          <w14:ligatures w14:val="none"/>
+        <w:pStyle w:val="Heading1"/>
+        <w:rPr>
+          <w:lang w:val="en"/>
         </w:rPr>
       </w:pPr>
       <w:bookmarkStart w:id="0" w:name="_2kdbusrk8h76" w:colFirst="0" w:colLast="0"/>
       <w:bookmarkEnd w:id="0"/>
       <w:r>
         <w:rPr>
-          <w:rFonts w:asciiTheme="majorHAnsi" w:eastAsiaTheme="majorEastAsia" w:hAnsiTheme="majorHAnsi" w:cstheme="majorBidi"/>
-          <w:color w:val="2F5496" w:themeColor="accent1" w:themeShade="BF"/>
-          <w:kern w:val="0"/>
-          <w:sz w:val="40"/>
-          <w:szCs w:val="40"/>
-          <w:lang w:val="en"/>
-          <w14:ligatures w14:val="none"/>
+          <w:lang w:val="en"/>
         </w:rPr>
         <w:t>Default Gateway</w:t>
       </w:r>
     </w:p>
     <w:p>
       <w:pPr>
-        <w:spacing w:before="280" w:after="80" w:line="276" w:lineRule="auto"/>
-        <w:outlineLvl w:val="1"/>
-        <w:rPr>
-          <w:rFonts w:asciiTheme="majorHAnsi" w:eastAsiaTheme="majorEastAsia" w:hAnsiTheme="majorHAnsi" w:cstheme="majorBidi"/>
-          <w:color w:val="2F5496" w:themeColor="accent1" w:themeShade="BF"/>
-          <w:kern w:val="0"/>
-          <w:sz w:val="32"/>
-          <w:szCs w:val="32"/>
-          <w:lang w:val="en"/>
-          <w14:ligatures w14:val="none"/>
+        <w:pStyle w:val="Heading2"/>
+        <w:rPr>
+          <w:lang w:val="en"/>
         </w:rPr>
       </w:pPr>
       <w:bookmarkStart w:id="1" w:name="_o53pna7ilrec" w:colFirst="0" w:colLast="0"/>
       <w:bookmarkEnd w:id="1"/>
       <w:r>
         <w:rPr>
-          <w:rFonts w:ascii="Segoe UI Emoji" w:eastAsiaTheme="majorEastAsia" w:hAnsi="Segoe UI Emoji" w:cs="Segoe UI Emoji"/>
-          <w:color w:val="2F5496" w:themeColor="accent1" w:themeShade="BF"/>
-          <w:kern w:val="0"/>
-          <w:sz w:val="32"/>
-          <w:szCs w:val="32"/>
-          <w:lang w:val="en"/>
-          <w14:ligatures w14:val="none"/>
+          <w:rFonts w:ascii="Segoe UI Emoji" w:hAnsi="Segoe UI Emoji" w:cs="Segoe UI Emoji"/>
+          <w:lang w:val="en"/>
         </w:rPr>
         <w:t>🚪</w:t>
       </w:r>
       <w:r>
         <w:rPr>
-          <w:rFonts w:asciiTheme="majorHAnsi" w:eastAsiaTheme="majorEastAsia" w:hAnsiTheme="majorHAnsi" w:cstheme="majorBidi"/>
-          <w:color w:val="2F5496" w:themeColor="accent1" w:themeShade="BF"/>
-          <w:kern w:val="0"/>
-          <w:sz w:val="32"/>
-          <w:szCs w:val="32"/>
-          <w:lang w:val="en"/>
-          <w14:ligatures w14:val="none"/>
+          <w:lang w:val="en"/>
         </w:rPr>
         <w:t xml:space="preserve"> What is a Default Gateway?</w:t>
       </w:r>
@@ -111,6 +78,7 @@
         </w:rPr>
         <w:t xml:space="preserve">: </w:t>
       </w:r>
+      <w:proofErr w:type="spellStart"/>
       <w:r>
         <w:rPr>
           <w:rFonts w:ascii="Arial" w:eastAsia="Arial" w:hAnsi="Arial" w:cs="Arial"/>
@@ -122,7 +90,21 @@
           <w:lang w:val="en"/>
           <w14:ligatures w14:val="none"/>
         </w:rPr>
-        <w:t>Chatgpt (GPT</w:t>
+        <w:t>Chatgpt</w:t>
+      </w:r>
+      <w:proofErr w:type="spellEnd"/>
+      <w:r>
+        <w:rPr>
+          <w:rFonts w:ascii="Arial" w:eastAsia="Arial" w:hAnsi="Arial" w:cs="Arial"/>
+          <w:b/>
+          <w:kern w:val="0"/>
+          <w:sz w:val="22"/>
+          <w:szCs w:val="22"/>
+          <w:highlight w:val="darkGray"/>
+          <w:lang w:val="en"/>
+          <w14:ligatures w14:val="none"/>
+        </w:rPr>
+        <w:t xml:space="preserve"> (GPT</w:t>
       </w:r>
       <w:r>
         <w:rPr>
@@ -345,41 +327,23 @@
     </w:p>
     <w:p>
       <w:pPr>
-        <w:spacing w:before="280" w:after="80" w:line="276" w:lineRule="auto"/>
-        <w:outlineLvl w:val="1"/>
-        <w:rPr>
-          <w:rFonts w:asciiTheme="majorHAnsi" w:eastAsiaTheme="majorEastAsia" w:hAnsiTheme="majorHAnsi" w:cstheme="majorBidi"/>
-          <w:color w:val="2F5496" w:themeColor="accent1" w:themeShade="BF"/>
-          <w:kern w:val="0"/>
-          <w:sz w:val="32"/>
-          <w:szCs w:val="32"/>
-          <w:lang w:val="en"/>
-          <w14:ligatures w14:val="none"/>
+        <w:pStyle w:val="Heading2"/>
+        <w:rPr>
+          <w:lang w:val="en"/>
         </w:rPr>
       </w:pPr>
       <w:bookmarkStart w:id="2" w:name="_7atg4mvddzvr" w:colFirst="0" w:colLast="0"/>
       <w:bookmarkEnd w:id="2"/>
       <w:r>
         <w:rPr>
-          <w:rFonts w:ascii="Segoe UI Emoji" w:eastAsiaTheme="majorEastAsia" w:hAnsi="Segoe UI Emoji" w:cs="Segoe UI Emoji"/>
-          <w:color w:val="2F5496" w:themeColor="accent1" w:themeShade="BF"/>
-          <w:kern w:val="0"/>
-          <w:sz w:val="32"/>
-          <w:szCs w:val="32"/>
-          <w:lang w:val="en"/>
-          <w14:ligatures w14:val="none"/>
+          <w:rFonts w:ascii="Segoe UI Emoji" w:hAnsi="Segoe UI Emoji" w:cs="Segoe UI Emoji"/>
+          <w:lang w:val="en"/>
         </w:rPr>
         <w:t>🔧</w:t>
       </w:r>
       <w:r>
         <w:rPr>
-          <w:rFonts w:asciiTheme="majorHAnsi" w:eastAsiaTheme="majorEastAsia" w:hAnsiTheme="majorHAnsi" w:cstheme="majorBidi"/>
-          <w:color w:val="2F5496" w:themeColor="accent1" w:themeShade="BF"/>
-          <w:kern w:val="0"/>
-          <w:sz w:val="32"/>
-          <w:szCs w:val="32"/>
-          <w:lang w:val="en"/>
-          <w14:ligatures w14:val="none"/>
+          <w:lang w:val="en"/>
         </w:rPr>
         <w:t xml:space="preserve"> What It Does</w:t>
       </w:r>
@@ -421,6 +385,7 @@
         </w:rPr>
         <w:t xml:space="preserve">: </w:t>
       </w:r>
+      <w:proofErr w:type="spellStart"/>
       <w:r>
         <w:rPr>
           <w:rFonts w:ascii="Arial" w:eastAsia="Arial" w:hAnsi="Arial" w:cs="Arial"/>
@@ -432,7 +397,21 @@
           <w:lang w:val="en"/>
           <w14:ligatures w14:val="none"/>
         </w:rPr>
-        <w:t>Chatgpt (GPT</w:t>
+        <w:t>Chatgpt</w:t>
+      </w:r>
+      <w:proofErr w:type="spellEnd"/>
+      <w:r>
+        <w:rPr>
+          <w:rFonts w:ascii="Arial" w:eastAsia="Arial" w:hAnsi="Arial" w:cs="Arial"/>
+          <w:b/>
+          <w:kern w:val="0"/>
+          <w:sz w:val="22"/>
+          <w:szCs w:val="22"/>
+          <w:highlight w:val="darkGray"/>
+          <w:lang w:val="en"/>
+          <w14:ligatures w14:val="none"/>
+        </w:rPr>
+        <w:t xml:space="preserve"> (GPT</w:t>
       </w:r>
       <w:r>
         <w:rPr>
@@ -710,41 +689,23 @@
     </w:p>
     <w:p>
       <w:pPr>
-        <w:spacing w:before="280" w:after="80" w:line="276" w:lineRule="auto"/>
-        <w:outlineLvl w:val="1"/>
-        <w:rPr>
-          <w:rFonts w:asciiTheme="majorHAnsi" w:eastAsiaTheme="majorEastAsia" w:hAnsiTheme="majorHAnsi" w:cstheme="majorBidi"/>
-          <w:color w:val="2F5496" w:themeColor="accent1" w:themeShade="BF"/>
-          <w:kern w:val="0"/>
-          <w:sz w:val="32"/>
-          <w:szCs w:val="32"/>
-          <w:lang w:val="en"/>
-          <w14:ligatures w14:val="none"/>
+        <w:pStyle w:val="Heading2"/>
+        <w:rPr>
+          <w:lang w:val="en"/>
         </w:rPr>
       </w:pPr>
       <w:bookmarkStart w:id="3" w:name="_46vmld192ssp" w:colFirst="0" w:colLast="0"/>
       <w:bookmarkEnd w:id="3"/>
       <w:r>
         <w:rPr>
-          <w:rFonts w:ascii="Segoe UI Emoji" w:eastAsiaTheme="majorEastAsia" w:hAnsi="Segoe UI Emoji" w:cs="Segoe UI Emoji"/>
-          <w:color w:val="2F5496" w:themeColor="accent1" w:themeShade="BF"/>
-          <w:kern w:val="0"/>
-          <w:sz w:val="32"/>
-          <w:szCs w:val="32"/>
-          <w:lang w:val="en"/>
-          <w14:ligatures w14:val="none"/>
+          <w:rFonts w:ascii="Segoe UI Emoji" w:hAnsi="Segoe UI Emoji" w:cs="Segoe UI Emoji"/>
+          <w:lang w:val="en"/>
         </w:rPr>
         <w:t>📦</w:t>
       </w:r>
       <w:r>
         <w:rPr>
-          <w:rFonts w:asciiTheme="majorHAnsi" w:eastAsiaTheme="majorEastAsia" w:hAnsiTheme="majorHAnsi" w:cstheme="majorBidi"/>
-          <w:color w:val="2F5496" w:themeColor="accent1" w:themeShade="BF"/>
-          <w:kern w:val="0"/>
-          <w:sz w:val="32"/>
-          <w:szCs w:val="32"/>
-          <w:lang w:val="en"/>
-          <w14:ligatures w14:val="none"/>
+          <w:lang w:val="en"/>
         </w:rPr>
         <w:t xml:space="preserve"> Example</w:t>
       </w:r>
@@ -786,6 +747,7 @@
         </w:rPr>
         <w:t xml:space="preserve">: </w:t>
       </w:r>
+      <w:proofErr w:type="spellStart"/>
       <w:r>
         <w:rPr>
           <w:rFonts w:ascii="Arial" w:eastAsia="Arial" w:hAnsi="Arial" w:cs="Arial"/>
@@ -797,7 +759,21 @@
           <w:lang w:val="en"/>
           <w14:ligatures w14:val="none"/>
         </w:rPr>
-        <w:t>Chatgpt (GPT</w:t>
+        <w:t>Chatgpt</w:t>
+      </w:r>
+      <w:proofErr w:type="spellEnd"/>
+      <w:r>
+        <w:rPr>
+          <w:rFonts w:ascii="Arial" w:eastAsia="Arial" w:hAnsi="Arial" w:cs="Arial"/>
+          <w:b/>
+          <w:kern w:val="0"/>
+          <w:sz w:val="22"/>
+          <w:szCs w:val="22"/>
+          <w:highlight w:val="darkGray"/>
+          <w:lang w:val="en"/>
+          <w14:ligatures w14:val="none"/>
+        </w:rPr>
+        <w:t xml:space="preserve"> (GPT</w:t>
       </w:r>
       <w:r>
         <w:rPr>
@@ -846,6 +822,7 @@
           <w:lang w:val="en"/>
           <w14:ligatures w14:val="none"/>
         </w:rPr>
+        <w:lastRenderedPageBreak/>
         <w:t xml:space="preserve">Your PC: </w:t>
       </w:r>
       <w:r>
@@ -1167,41 +1144,23 @@
     </w:p>
     <w:p>
       <w:pPr>
-        <w:spacing w:before="280" w:after="80" w:line="276" w:lineRule="auto"/>
-        <w:outlineLvl w:val="1"/>
-        <w:rPr>
-          <w:rFonts w:asciiTheme="majorHAnsi" w:eastAsiaTheme="majorEastAsia" w:hAnsiTheme="majorHAnsi" w:cstheme="majorBidi"/>
-          <w:color w:val="2F5496" w:themeColor="accent1" w:themeShade="BF"/>
-          <w:kern w:val="0"/>
-          <w:sz w:val="32"/>
-          <w:szCs w:val="32"/>
-          <w:lang w:val="en"/>
-          <w14:ligatures w14:val="none"/>
+        <w:pStyle w:val="Heading2"/>
+        <w:rPr>
+          <w:lang w:val="en"/>
         </w:rPr>
       </w:pPr>
       <w:bookmarkStart w:id="4" w:name="_bdt3wv561f2v" w:colFirst="0" w:colLast="0"/>
       <w:bookmarkEnd w:id="4"/>
       <w:r>
         <w:rPr>
-          <w:rFonts w:ascii="Segoe UI Emoji" w:eastAsiaTheme="majorEastAsia" w:hAnsi="Segoe UI Emoji" w:cs="Segoe UI Emoji"/>
-          <w:color w:val="2F5496" w:themeColor="accent1" w:themeShade="BF"/>
-          <w:kern w:val="0"/>
-          <w:sz w:val="32"/>
-          <w:szCs w:val="32"/>
-          <w:lang w:val="en"/>
-          <w14:ligatures w14:val="none"/>
+          <w:rFonts w:ascii="Segoe UI Emoji" w:hAnsi="Segoe UI Emoji" w:cs="Segoe UI Emoji"/>
+          <w:lang w:val="en"/>
         </w:rPr>
         <w:t>📍</w:t>
       </w:r>
       <w:r>
         <w:rPr>
-          <w:rFonts w:asciiTheme="majorHAnsi" w:eastAsiaTheme="majorEastAsia" w:hAnsiTheme="majorHAnsi" w:cstheme="majorBidi"/>
-          <w:color w:val="2F5496" w:themeColor="accent1" w:themeShade="BF"/>
-          <w:kern w:val="0"/>
-          <w:sz w:val="32"/>
-          <w:szCs w:val="32"/>
-          <w:lang w:val="en"/>
-          <w14:ligatures w14:val="none"/>
+          <w:lang w:val="en"/>
         </w:rPr>
         <w:t xml:space="preserve"> Where You Find It</w:t>
       </w:r>
@@ -1243,6 +1202,7 @@
         </w:rPr>
         <w:t xml:space="preserve">: </w:t>
       </w:r>
+      <w:proofErr w:type="spellStart"/>
       <w:r>
         <w:rPr>
           <w:rFonts w:ascii="Arial" w:eastAsia="Arial" w:hAnsi="Arial" w:cs="Arial"/>
@@ -1254,7 +1214,21 @@
           <w:lang w:val="en"/>
           <w14:ligatures w14:val="none"/>
         </w:rPr>
-        <w:t>Chatgpt (GPT</w:t>
+        <w:t>Chatgpt</w:t>
+      </w:r>
+      <w:proofErr w:type="spellEnd"/>
+      <w:r>
+        <w:rPr>
+          <w:rFonts w:ascii="Arial" w:eastAsia="Arial" w:hAnsi="Arial" w:cs="Arial"/>
+          <w:b/>
+          <w:kern w:val="0"/>
+          <w:sz w:val="22"/>
+          <w:szCs w:val="22"/>
+          <w:highlight w:val="darkGray"/>
+          <w:lang w:val="en"/>
+          <w14:ligatures w14:val="none"/>
+        </w:rPr>
+        <w:t xml:space="preserve"> (GPT</w:t>
       </w:r>
       <w:r>
         <w:rPr>
@@ -1503,7 +1477,29 @@
           <w:lang w:val="en"/>
           <w14:ligatures w14:val="none"/>
         </w:rPr>
-        <w:t>Default Gateway . . . . . . . . . : 192.168.1.1</w:t>
+        <w:t xml:space="preserve">Default Gateway . . . . . . </w:t>
+      </w:r>
+      <w:proofErr w:type="gramStart"/>
+      <w:r>
+        <w:rPr>
+          <w:rFonts w:ascii="Roboto Mono" w:eastAsia="Roboto Mono" w:hAnsi="Roboto Mono" w:cs="Arial"/>
+          <w:kern w:val="0"/>
+          <w:szCs w:val="22"/>
+          <w:lang w:val="en"/>
+          <w14:ligatures w14:val="none"/>
+        </w:rPr>
+        <w:t>. . . :</w:t>
+      </w:r>
+      <w:proofErr w:type="gramEnd"/>
+      <w:r>
+        <w:rPr>
+          <w:rFonts w:ascii="Roboto Mono" w:eastAsia="Roboto Mono" w:hAnsi="Roboto Mono" w:cs="Arial"/>
+          <w:kern w:val="0"/>
+          <w:szCs w:val="22"/>
+          <w:lang w:val="en"/>
+          <w14:ligatures w14:val="none"/>
+        </w:rPr>
+        <w:t xml:space="preserve"> 192.168.1.1</w:t>
       </w:r>
     </w:p>
     <w:p>
@@ -1564,6 +1560,7 @@
           <w:lang w:val="en"/>
           <w14:ligatures w14:val="none"/>
         </w:rPr>
+        <w:lastRenderedPageBreak/>
         <w:drawing>
           <wp:inline distT="114300" distB="114300" distL="114300" distR="114300" wp14:anchorId="3E2A096E" wp14:editId="6DB884C5">
             <wp:extent cx="5943600" cy="660400"/>
@@ -1613,6 +1610,7 @@
           <w14:ligatures w14:val="none"/>
         </w:rPr>
       </w:pPr>
+      <w:proofErr w:type="spellStart"/>
       <w:r>
         <w:rPr>
           <w:rFonts w:ascii="Roboto Mono" w:eastAsia="Roboto Mono" w:hAnsi="Roboto Mono" w:cs="Arial"/>
@@ -1621,7 +1619,18 @@
           <w:lang w:val="en"/>
           <w14:ligatures w14:val="none"/>
         </w:rPr>
-        <w:t>ip route show</w:t>
+        <w:t>ip</w:t>
+      </w:r>
+      <w:proofErr w:type="spellEnd"/>
+      <w:r>
+        <w:rPr>
+          <w:rFonts w:ascii="Roboto Mono" w:eastAsia="Roboto Mono" w:hAnsi="Roboto Mono" w:cs="Arial"/>
+          <w:kern w:val="0"/>
+          <w:szCs w:val="22"/>
+          <w:lang w:val="en"/>
+          <w14:ligatures w14:val="none"/>
+        </w:rPr>
+        <w:t xml:space="preserve"> route show</w:t>
       </w:r>
     </w:p>
     <w:p>
@@ -1664,41 +1673,23 @@
     </w:p>
     <w:p>
       <w:pPr>
-        <w:spacing w:before="280" w:after="80" w:line="276" w:lineRule="auto"/>
-        <w:outlineLvl w:val="1"/>
-        <w:rPr>
-          <w:rFonts w:asciiTheme="majorHAnsi" w:eastAsiaTheme="majorEastAsia" w:hAnsiTheme="majorHAnsi" w:cstheme="majorBidi"/>
-          <w:color w:val="2F5496" w:themeColor="accent1" w:themeShade="BF"/>
-          <w:kern w:val="0"/>
-          <w:sz w:val="32"/>
-          <w:szCs w:val="32"/>
-          <w:lang w:val="en"/>
-          <w14:ligatures w14:val="none"/>
+        <w:pStyle w:val="Heading2"/>
+        <w:rPr>
+          <w:lang w:val="en"/>
         </w:rPr>
       </w:pPr>
       <w:bookmarkStart w:id="5" w:name="_bvdf8olihno6" w:colFirst="0" w:colLast="0"/>
       <w:bookmarkEnd w:id="5"/>
       <w:r>
         <w:rPr>
-          <w:rFonts w:ascii="Segoe UI Emoji" w:eastAsiaTheme="majorEastAsia" w:hAnsi="Segoe UI Emoji" w:cs="Segoe UI Emoji"/>
-          <w:color w:val="2F5496" w:themeColor="accent1" w:themeShade="BF"/>
-          <w:kern w:val="0"/>
-          <w:sz w:val="32"/>
-          <w:szCs w:val="32"/>
-          <w:lang w:val="en"/>
-          <w14:ligatures w14:val="none"/>
+          <w:rFonts w:ascii="Segoe UI Emoji" w:hAnsi="Segoe UI Emoji" w:cs="Segoe UI Emoji"/>
+          <w:lang w:val="en"/>
         </w:rPr>
         <w:t>📡</w:t>
       </w:r>
       <w:r>
         <w:rPr>
-          <w:rFonts w:asciiTheme="majorHAnsi" w:eastAsiaTheme="majorEastAsia" w:hAnsiTheme="majorHAnsi" w:cstheme="majorBidi"/>
-          <w:color w:val="2F5496" w:themeColor="accent1" w:themeShade="BF"/>
-          <w:kern w:val="0"/>
-          <w:sz w:val="32"/>
-          <w:szCs w:val="32"/>
-          <w:lang w:val="en"/>
-          <w14:ligatures w14:val="none"/>
+          <w:lang w:val="en"/>
         </w:rPr>
         <w:t xml:space="preserve"> Common Devices That Act as Default Gateways</w:t>
       </w:r>
@@ -1740,6 +1731,7 @@
         </w:rPr>
         <w:t xml:space="preserve">: </w:t>
       </w:r>
+      <w:proofErr w:type="spellStart"/>
       <w:r>
         <w:rPr>
           <w:rFonts w:ascii="Arial" w:eastAsia="Arial" w:hAnsi="Arial" w:cs="Arial"/>
@@ -1751,7 +1743,21 @@
           <w:lang w:val="en"/>
           <w14:ligatures w14:val="none"/>
         </w:rPr>
-        <w:t>Chatgpt (GPT</w:t>
+        <w:t>Chatgpt</w:t>
+      </w:r>
+      <w:proofErr w:type="spellEnd"/>
+      <w:r>
+        <w:rPr>
+          <w:rFonts w:ascii="Arial" w:eastAsia="Arial" w:hAnsi="Arial" w:cs="Arial"/>
+          <w:b/>
+          <w:kern w:val="0"/>
+          <w:sz w:val="22"/>
+          <w:szCs w:val="22"/>
+          <w:highlight w:val="darkGray"/>
+          <w:lang w:val="en"/>
+          <w14:ligatures w14:val="none"/>
+        </w:rPr>
+        <w:t xml:space="preserve"> (GPT</w:t>
       </w:r>
       <w:r>
         <w:rPr>
@@ -2237,41 +2243,23 @@
     </w:p>
     <w:p>
       <w:pPr>
-        <w:spacing w:before="280" w:after="80" w:line="276" w:lineRule="auto"/>
-        <w:outlineLvl w:val="1"/>
-        <w:rPr>
-          <w:rFonts w:asciiTheme="majorHAnsi" w:eastAsiaTheme="majorEastAsia" w:hAnsiTheme="majorHAnsi" w:cstheme="majorBidi"/>
-          <w:color w:val="2F5496" w:themeColor="accent1" w:themeShade="BF"/>
-          <w:kern w:val="0"/>
-          <w:sz w:val="32"/>
-          <w:szCs w:val="32"/>
-          <w:lang w:val="en"/>
-          <w14:ligatures w14:val="none"/>
+        <w:pStyle w:val="Heading2"/>
+        <w:rPr>
+          <w:lang w:val="en"/>
         </w:rPr>
       </w:pPr>
       <w:bookmarkStart w:id="6" w:name="_jnpibtmu1r2j" w:colFirst="0" w:colLast="0"/>
       <w:bookmarkEnd w:id="6"/>
       <w:r>
         <w:rPr>
-          <w:rFonts w:ascii="Segoe UI Emoji" w:eastAsiaTheme="majorEastAsia" w:hAnsi="Segoe UI Emoji" w:cs="Segoe UI Emoji"/>
-          <w:color w:val="2F5496" w:themeColor="accent1" w:themeShade="BF"/>
-          <w:kern w:val="0"/>
-          <w:sz w:val="32"/>
-          <w:szCs w:val="32"/>
-          <w:lang w:val="en"/>
-          <w14:ligatures w14:val="none"/>
+          <w:rFonts w:ascii="Segoe UI Emoji" w:hAnsi="Segoe UI Emoji" w:cs="Segoe UI Emoji"/>
+          <w:lang w:val="en"/>
         </w:rPr>
         <w:t>🧠</w:t>
       </w:r>
       <w:r>
         <w:rPr>
-          <w:rFonts w:asciiTheme="majorHAnsi" w:eastAsiaTheme="majorEastAsia" w:hAnsiTheme="majorHAnsi" w:cstheme="majorBidi"/>
-          <w:color w:val="2F5496" w:themeColor="accent1" w:themeShade="BF"/>
-          <w:kern w:val="0"/>
-          <w:sz w:val="32"/>
-          <w:szCs w:val="32"/>
-          <w:lang w:val="en"/>
-          <w14:ligatures w14:val="none"/>
+          <w:lang w:val="en"/>
         </w:rPr>
         <w:t xml:space="preserve"> Key Points</w:t>
       </w:r>
@@ -2313,6 +2301,7 @@
         </w:rPr>
         <w:t xml:space="preserve">: </w:t>
       </w:r>
+      <w:proofErr w:type="spellStart"/>
       <w:r>
         <w:rPr>
           <w:rFonts w:ascii="Arial" w:eastAsia="Arial" w:hAnsi="Arial" w:cs="Arial"/>
@@ -2324,7 +2313,21 @@
           <w:lang w:val="en"/>
           <w14:ligatures w14:val="none"/>
         </w:rPr>
-        <w:t>Chatgpt (GPT</w:t>
+        <w:t>Chatgpt</w:t>
+      </w:r>
+      <w:proofErr w:type="spellEnd"/>
+      <w:r>
+        <w:rPr>
+          <w:rFonts w:ascii="Arial" w:eastAsia="Arial" w:hAnsi="Arial" w:cs="Arial"/>
+          <w:b/>
+          <w:kern w:val="0"/>
+          <w:sz w:val="22"/>
+          <w:szCs w:val="22"/>
+          <w:highlight w:val="darkGray"/>
+          <w:lang w:val="en"/>
+          <w14:ligatures w14:val="none"/>
+        </w:rPr>
+        <w:t xml:space="preserve"> (GPT</w:t>
       </w:r>
       <w:r>
         <w:rPr>
@@ -2375,6 +2378,7 @@
           <w:lang w:val="en"/>
           <w14:ligatures w14:val="none"/>
         </w:rPr>
+        <w:lastRenderedPageBreak/>
         <w:drawing>
           <wp:inline distT="114300" distB="114300" distL="114300" distR="114300" wp14:anchorId="1D0B4DFE" wp14:editId="55BBD493">
             <wp:extent cx="5943600" cy="1943100"/>
@@ -2848,6 +2852,7 @@
                 <w14:ligatures w14:val="none"/>
               </w:rPr>
             </w:pPr>
+            <w:proofErr w:type="gramStart"/>
             <w:r>
               <w:rPr>
                 <w:rFonts w:ascii="Roboto Mono" w:eastAsia="Roboto Mono" w:hAnsi="Roboto Mono" w:cs="Arial"/>
@@ -2858,7 +2863,20 @@
                 <w:lang w:val="en"/>
                 <w14:ligatures w14:val="none"/>
               </w:rPr>
-              <w:t>Usually a</w:t>
+              <w:t>Usually</w:t>
+            </w:r>
+            <w:proofErr w:type="gramEnd"/>
+            <w:r>
+              <w:rPr>
+                <w:rFonts w:ascii="Roboto Mono" w:eastAsia="Roboto Mono" w:hAnsi="Roboto Mono" w:cs="Arial"/>
+                <w:b/>
+                <w:bCs/>
+                <w:kern w:val="0"/>
+                <w:szCs w:val="22"/>
+                <w:lang w:val="en"/>
+                <w14:ligatures w14:val="none"/>
+              </w:rPr>
+              <w:t xml:space="preserve"> a</w:t>
             </w:r>
           </w:p>
         </w:tc>
@@ -3018,16 +3036,9 @@
     </w:p>
     <w:p>
       <w:pPr>
-        <w:spacing w:before="280" w:after="80" w:line="276" w:lineRule="auto"/>
-        <w:outlineLvl w:val="1"/>
-        <w:rPr>
-          <w:rFonts w:asciiTheme="majorHAnsi" w:eastAsiaTheme="majorEastAsia" w:hAnsiTheme="majorHAnsi" w:cstheme="majorBidi"/>
-          <w:color w:val="2F5496" w:themeColor="accent1" w:themeShade="BF"/>
-          <w:kern w:val="0"/>
-          <w:sz w:val="32"/>
-          <w:szCs w:val="32"/>
-          <w:lang w:val="en"/>
-          <w14:ligatures w14:val="none"/>
+        <w:pStyle w:val="Heading2"/>
+        <w:rPr>
+          <w:lang w:val="en"/>
         </w:rPr>
       </w:pPr>
       <w:bookmarkStart w:id="7" w:name="_htaqcjsls74v" w:colFirst="0" w:colLast="0"/>
@@ -3035,24 +3046,14 @@
       <w:r>
         <w:rPr>
           <w:rFonts w:ascii="Segoe UI Emoji" w:eastAsia="Arial Unicode MS" w:hAnsi="Segoe UI Emoji" w:cs="Segoe UI Emoji"/>
-          <w:color w:val="2F5496" w:themeColor="accent1" w:themeShade="BF"/>
-          <w:kern w:val="0"/>
-          <w:sz w:val="32"/>
-          <w:szCs w:val="32"/>
-          <w:lang w:val="en"/>
-          <w14:ligatures w14:val="none"/>
+          <w:lang w:val="en"/>
         </w:rPr>
         <w:t>✅</w:t>
       </w:r>
       <w:r>
         <w:rPr>
-          <w:rFonts w:ascii="Arial Unicode MS" w:eastAsia="Arial Unicode MS" w:hAnsi="Arial Unicode MS" w:cs="Arial Unicode MS"/>
-          <w:color w:val="2F5496" w:themeColor="accent1" w:themeShade="BF"/>
-          <w:kern w:val="0"/>
-          <w:sz w:val="32"/>
-          <w:szCs w:val="32"/>
-          <w:lang w:val="en"/>
-          <w14:ligatures w14:val="none"/>
+          <w:rFonts w:eastAsia="Arial Unicode MS"/>
+          <w:lang w:val="en"/>
         </w:rPr>
         <w:t xml:space="preserve"> Pros</w:t>
       </w:r>
@@ -3094,6 +3095,7 @@
         </w:rPr>
         <w:t xml:space="preserve">: </w:t>
       </w:r>
+      <w:proofErr w:type="spellStart"/>
       <w:r>
         <w:rPr>
           <w:rFonts w:ascii="Arial" w:eastAsia="Arial" w:hAnsi="Arial" w:cs="Arial"/>
@@ -3105,7 +3107,21 @@
           <w:lang w:val="en"/>
           <w14:ligatures w14:val="none"/>
         </w:rPr>
-        <w:t>Chatgpt (GPT</w:t>
+        <w:t>Chatgpt</w:t>
+      </w:r>
+      <w:proofErr w:type="spellEnd"/>
+      <w:r>
+        <w:rPr>
+          <w:rFonts w:ascii="Arial" w:eastAsia="Arial" w:hAnsi="Arial" w:cs="Arial"/>
+          <w:b/>
+          <w:kern w:val="0"/>
+          <w:sz w:val="22"/>
+          <w:szCs w:val="22"/>
+          <w:highlight w:val="darkGray"/>
+          <w:lang w:val="en"/>
+          <w14:ligatures w14:val="none"/>
+        </w:rPr>
+        <w:t xml:space="preserve"> (GPT</w:t>
       </w:r>
       <w:r>
         <w:rPr>
@@ -3302,16 +3318,9 @@
     </w:p>
     <w:p>
       <w:pPr>
-        <w:spacing w:before="280" w:after="80" w:line="276" w:lineRule="auto"/>
-        <w:outlineLvl w:val="1"/>
-        <w:rPr>
-          <w:rFonts w:asciiTheme="majorHAnsi" w:eastAsiaTheme="majorEastAsia" w:hAnsiTheme="majorHAnsi" w:cstheme="majorBidi"/>
-          <w:color w:val="2F5496" w:themeColor="accent1" w:themeShade="BF"/>
-          <w:kern w:val="0"/>
-          <w:sz w:val="32"/>
-          <w:szCs w:val="32"/>
-          <w:lang w:val="en"/>
-          <w14:ligatures w14:val="none"/>
+        <w:pStyle w:val="Heading2"/>
+        <w:rPr>
+          <w:lang w:val="en"/>
         </w:rPr>
       </w:pPr>
       <w:bookmarkStart w:id="8" w:name="_vtqyftkb7c15" w:colFirst="0" w:colLast="0"/>
@@ -3319,24 +3328,15 @@
       <w:r>
         <w:rPr>
           <w:rFonts w:ascii="Segoe UI Emoji" w:eastAsia="Arial Unicode MS" w:hAnsi="Segoe UI Emoji" w:cs="Segoe UI Emoji"/>
-          <w:color w:val="2F5496" w:themeColor="accent1" w:themeShade="BF"/>
-          <w:kern w:val="0"/>
-          <w:sz w:val="32"/>
-          <w:szCs w:val="32"/>
-          <w:lang w:val="en"/>
-          <w14:ligatures w14:val="none"/>
-        </w:rPr>
+          <w:lang w:val="en"/>
+        </w:rPr>
+        <w:lastRenderedPageBreak/>
         <w:t>❌</w:t>
       </w:r>
       <w:r>
         <w:rPr>
-          <w:rFonts w:ascii="Arial Unicode MS" w:eastAsia="Arial Unicode MS" w:hAnsi="Arial Unicode MS" w:cs="Arial Unicode MS"/>
-          <w:color w:val="2F5496" w:themeColor="accent1" w:themeShade="BF"/>
-          <w:kern w:val="0"/>
-          <w:sz w:val="32"/>
-          <w:szCs w:val="32"/>
-          <w:lang w:val="en"/>
-          <w14:ligatures w14:val="none"/>
+          <w:rFonts w:eastAsia="Arial Unicode MS"/>
+          <w:lang w:val="en"/>
         </w:rPr>
         <w:t xml:space="preserve"> Misconfigurations Can Cause</w:t>
       </w:r>
@@ -3378,6 +3378,7 @@
         </w:rPr>
         <w:t xml:space="preserve">: </w:t>
       </w:r>
+      <w:proofErr w:type="spellStart"/>
       <w:r>
         <w:rPr>
           <w:rFonts w:ascii="Arial" w:eastAsia="Arial" w:hAnsi="Arial" w:cs="Arial"/>
@@ -3389,7 +3390,21 @@
           <w:lang w:val="en"/>
           <w14:ligatures w14:val="none"/>
         </w:rPr>
-        <w:t>Chatgpt (GPT</w:t>
+        <w:t>Chatgpt</w:t>
+      </w:r>
+      <w:proofErr w:type="spellEnd"/>
+      <w:r>
+        <w:rPr>
+          <w:rFonts w:ascii="Arial" w:eastAsia="Arial" w:hAnsi="Arial" w:cs="Arial"/>
+          <w:b/>
+          <w:kern w:val="0"/>
+          <w:sz w:val="22"/>
+          <w:szCs w:val="22"/>
+          <w:highlight w:val="darkGray"/>
+          <w:lang w:val="en"/>
+          <w14:ligatures w14:val="none"/>
+        </w:rPr>
+        <w:t xml:space="preserve"> (GPT</w:t>
       </w:r>
       <w:r>
         <w:rPr>
@@ -3586,41 +3601,23 @@
     </w:p>
     <w:p>
       <w:pPr>
-        <w:spacing w:before="280" w:after="80" w:line="276" w:lineRule="auto"/>
-        <w:outlineLvl w:val="1"/>
-        <w:rPr>
-          <w:rFonts w:asciiTheme="majorHAnsi" w:eastAsiaTheme="majorEastAsia" w:hAnsiTheme="majorHAnsi" w:cstheme="majorBidi"/>
-          <w:color w:val="2F5496" w:themeColor="accent1" w:themeShade="BF"/>
-          <w:kern w:val="0"/>
-          <w:sz w:val="32"/>
-          <w:szCs w:val="32"/>
-          <w:lang w:val="en"/>
-          <w14:ligatures w14:val="none"/>
+        <w:pStyle w:val="Heading2"/>
+        <w:rPr>
+          <w:lang w:val="en"/>
         </w:rPr>
       </w:pPr>
       <w:bookmarkStart w:id="9" w:name="_qetjkp6vvtwr" w:colFirst="0" w:colLast="0"/>
       <w:bookmarkEnd w:id="9"/>
       <w:r>
         <w:rPr>
-          <w:rFonts w:ascii="Segoe UI Emoji" w:eastAsiaTheme="majorEastAsia" w:hAnsi="Segoe UI Emoji" w:cs="Segoe UI Emoji"/>
-          <w:color w:val="2F5496" w:themeColor="accent1" w:themeShade="BF"/>
-          <w:kern w:val="0"/>
-          <w:sz w:val="32"/>
-          <w:szCs w:val="32"/>
-          <w:lang w:val="en"/>
-          <w14:ligatures w14:val="none"/>
+          <w:rFonts w:ascii="Segoe UI Emoji" w:hAnsi="Segoe UI Emoji" w:cs="Segoe UI Emoji"/>
+          <w:lang w:val="en"/>
         </w:rPr>
         <w:t>📌</w:t>
       </w:r>
       <w:r>
         <w:rPr>
-          <w:rFonts w:asciiTheme="majorHAnsi" w:eastAsiaTheme="majorEastAsia" w:hAnsiTheme="majorHAnsi" w:cstheme="majorBidi"/>
-          <w:color w:val="2F5496" w:themeColor="accent1" w:themeShade="BF"/>
-          <w:kern w:val="0"/>
-          <w:sz w:val="32"/>
-          <w:szCs w:val="32"/>
-          <w:lang w:val="en"/>
-          <w14:ligatures w14:val="none"/>
+          <w:lang w:val="en"/>
         </w:rPr>
         <w:t xml:space="preserve"> Summary</w:t>
       </w:r>
@@ -3662,6 +3659,7 @@
         </w:rPr>
         <w:t xml:space="preserve">: </w:t>
       </w:r>
+      <w:proofErr w:type="spellStart"/>
       <w:r>
         <w:rPr>
           <w:rFonts w:ascii="Arial" w:eastAsia="Arial" w:hAnsi="Arial" w:cs="Arial"/>
@@ -3673,7 +3671,21 @@
           <w:lang w:val="en"/>
           <w14:ligatures w14:val="none"/>
         </w:rPr>
-        <w:t>Chatgpt (GPT</w:t>
+        <w:t>Chatgpt</w:t>
+      </w:r>
+      <w:proofErr w:type="spellEnd"/>
+      <w:r>
+        <w:rPr>
+          <w:rFonts w:ascii="Arial" w:eastAsia="Arial" w:hAnsi="Arial" w:cs="Arial"/>
+          <w:b/>
+          <w:kern w:val="0"/>
+          <w:sz w:val="22"/>
+          <w:szCs w:val="22"/>
+          <w:highlight w:val="darkGray"/>
+          <w:lang w:val="en"/>
+          <w14:ligatures w14:val="none"/>
+        </w:rPr>
+        <w:t xml:space="preserve"> (GPT</w:t>
       </w:r>
       <w:r>
         <w:rPr>
@@ -5197,7 +5209,6 @@
     <w:next w:val="Normal"/>
     <w:link w:val="Heading2Char"/>
     <w:uiPriority w:val="9"/>
-    <w:semiHidden/>
     <w:unhideWhenUsed/>
     <w:qFormat/>
     <w:rsid w:val="008E5472"/>
@@ -5414,7 +5425,6 @@
     <w:basedOn w:val="DefaultParagraphFont"/>
     <w:link w:val="Heading2"/>
     <w:uiPriority w:val="9"/>
-    <w:semiHidden/>
     <w:rsid w:val="008E5472"/>
     <w:rPr>
       <w:rFonts w:asciiTheme="majorHAnsi" w:eastAsiaTheme="majorEastAsia" w:hAnsiTheme="majorHAnsi" w:cstheme="majorBidi"/>
